--- a/backend/app/templates/documents/annex_start_date_pl.docx
+++ b/backend/app/templates/documents/annex_start_date_pl.docx
@@ -306,7 +306,7 @@
           <w:b w:val="0"/>
           <w:sz w:val="18"/>
         </w:rPr>
-        <w:t>„Partner zobowiązany jest do podjęcia świadczenia usług wynikających z niniejszej Umowy z dniem {{ doc.current_start_date }} r.”</w:t>
+        <w:t>„Partner zobowiązany jest do podjęcia świadczenia usług wynikających z niniejszej Umowy {{ doc.current_start_phrase }}”</w:t>
       </w:r>
     </w:p>
     <w:p>
@@ -337,7 +337,7 @@
           <w:b w:val="0"/>
           <w:sz w:val="18"/>
         </w:rPr>
-        <w:t>„Partner zobowiązany jest do podjęcia świadczenia usług wynikających z niniejszej Umowy z dniem {{ doc.new_start_date }} r.”</w:t>
+        <w:t>„Partner zobowiązany jest do podjęcia świadczenia usług wynikających z niniejszej Umowy {{ doc.new_start_phrase }}”</w:t>
       </w:r>
     </w:p>
     <w:p>
@@ -368,7 +368,7 @@
           <w:b w:val="0"/>
           <w:sz w:val="18"/>
         </w:rPr>
-        <w:t>{{ doc.current_start_date }} r.</w:t>
+        <w:t>{{ doc.current_start_value }}</w:t>
       </w:r>
     </w:p>
     <w:p>
@@ -399,7 +399,7 @@
           <w:b w:val="0"/>
           <w:sz w:val="18"/>
         </w:rPr>
-        <w:t>{{ doc.new_start_date }} r.</w:t>
+        <w:t>{{ doc.new_start_value }}</w:t>
       </w:r>
     </w:p>
     <w:p>

--- a/backend/app/templates/documents/annex_start_date_pl.docx
+++ b/backend/app/templates/documents/annex_start_date_pl.docx
@@ -175,7 +175,7 @@
           <w:b w:val="0"/>
           <w:sz w:val="18"/>
         </w:rPr>
-        <w:t xml:space="preserve"> {{ g.g_prowadzacy }} działalność gospodarczą pod firmą: {{ partner.legal_name or '…' }}, zarejestrowaną w Centralnej Ewidencji i Informacji o Działalności Gospodarczej pod adresem: {{ partner.business_address or '…' }}, NIP: {{ partner.nip or '…' }}, REGON: {{ partner.regon or '…' }},</w:t>
+        <w:t xml:space="preserve"> {{ g.g_prowadzacy }} działalność gospodarczą pod firmą: {{ partner.legal_name or '…' }}, zarejestrowaną w Centralnej Ewidencji i Informacji o Działalności Gospodarczej pod adresem{% if partner.address_for_service %} do doręczeń{% endif %}: {{ partner.business_address or '…' }}, NIP: {{ partner.nip or '…' }}, REGON: {{ partner.regon or '…' }},</w:t>
       </w:r>
     </w:p>
     <w:p>
